--- a/docassemble/AKA2JBranding/data/templates/expect_reconsider_content.docx
+++ b/docassemble/AKA2JBranding/data/templates/expect_reconsider_content.docx
@@ -16,7 +16,25 @@
         <w:rPr>
           <w:b/>
         </w:rPr>
-        <w:t>Motion to Reconsider</w:t>
+        <w:t xml:space="preserve">Motion </w:t>
+      </w:r>
+      <w:r>
+        <w:rPr>
+          <w:b/>
+        </w:rPr>
+        <w:t>for</w:t>
+      </w:r>
+      <w:r>
+        <w:rPr>
+          <w:b/>
+        </w:rPr>
+        <w:t xml:space="preserve"> Reconsider</w:t>
+      </w:r>
+      <w:r>
+        <w:rPr>
+          <w:b/>
+        </w:rPr>
+        <w:t>ation</w:t>
       </w:r>
       <w:r>
         <w:t xml:space="preserve"> is different</w:t>
@@ -39,40 +57,13 @@
         <w:ind w:left="592"/>
       </w:pPr>
       <w:r>
-        <w:t xml:space="preserve">{{ capitalize(other_party_in_case) }} does not respond to a </w:t>
+        <w:t xml:space="preserve">{{ capitalize(other_party_in_case) }} </w:t>
       </w:r>
       <w:r>
-        <w:rPr>
-          <w:b/>
-        </w:rPr>
-        <w:t>Motion</w:t>
+        <w:t>does not have to respond unless the judge sends a notice and asks ${ other_party_in_case } to respond in writing</w:t>
       </w:r>
       <w:r>
-        <w:rPr>
-          <w:b/>
-        </w:rPr>
-        <w:t xml:space="preserve"> t</w:t>
-      </w:r>
-      <w:r>
-        <w:rPr>
-          <w:b/>
-        </w:rPr>
-        <w:t>o</w:t>
-      </w:r>
-      <w:r>
-        <w:rPr>
-          <w:b/>
-        </w:rPr>
-        <w:t xml:space="preserve"> </w:t>
-      </w:r>
-      <w:r>
-        <w:rPr>
-          <w:b/>
-        </w:rPr>
-        <w:t>Reconsider</w:t>
-      </w:r>
-      <w:r>
-        <w:t xml:space="preserve"> unless the court asks for a response, usually in a written order or notice.</w:t>
+        <w:t>.</w:t>
       </w:r>
     </w:p>
     <w:p>
@@ -89,120 +80,121 @@
         <w:ind w:left="592"/>
       </w:pPr>
       <w:r>
-        <w:t xml:space="preserve">The court may write a decision, but if the court does not issue a decision 30 days after the motion or response was filed, </w:t>
+        <w:t>If the judge agrees to reconsider their decision, they may ask {</w:t>
+      </w:r>
+      <w:r>
+        <w:t>{</w:t>
+      </w:r>
+      <w:r>
+        <w:t xml:space="preserve"> other_party_in_case }</w:t>
+      </w:r>
+      <w:r>
+        <w:t>}</w:t>
+      </w:r>
+      <w:r>
+        <w:t xml:space="preserve"> to respond in writing</w:t>
+      </w:r>
+      <w:r>
+        <w:t>. O</w:t>
+      </w:r>
+      <w:r>
+        <w:t>r</w:t>
+      </w:r>
+      <w:r>
+        <w:t>,</w:t>
+      </w:r>
+      <w:r>
+        <w:t xml:space="preserve"> they may change the</w:t>
+      </w:r>
+      <w:r>
+        <w:t>ir</w:t>
+      </w:r>
+      <w:r>
+        <w:t xml:space="preserve"> decision. Usually, the judge only changes their decision after they ask ${ </w:t>
+      </w:r>
+      <w:r>
+        <w:t>o</w:t>
+      </w:r>
+      <w:r>
+        <w:t>ther_party_in_case } for a written response.</w:t>
+      </w:r>
+    </w:p>
+    <w:p>
+      <w:pPr>
+        <w:pStyle w:val="Body"/>
+        <w:widowControl w:val="0"/>
+        <w:numPr>
+          <w:ilvl w:val="1"/>
+          <w:numId w:val="20"/>
+        </w:numPr>
+        <w:autoSpaceDE w:val="0"/>
+        <w:autoSpaceDN w:val="0"/>
+        <w:spacing w:before="54"/>
+        <w:ind w:left="592"/>
+      </w:pPr>
+      <w:r>
+        <w:t xml:space="preserve">If the judge does nothing for 30 days, it means the judge is not going to grant your </w:t>
       </w:r>
       <w:r>
         <w:rPr>
           <w:b/>
+          <w:bCs/>
         </w:rPr>
-        <w:t>whichever</w:t>
+        <w:t>Motion for Reconsideration</w:t>
+      </w:r>
+      <w:r>
+        <w:t>. You will not get anything in writing. The original decision is not changed.</w:t>
+      </w:r>
+    </w:p>
+    <w:p>
+      <w:pPr>
+        <w:pStyle w:val="Body"/>
+        <w:widowControl w:val="0"/>
+        <w:numPr>
+          <w:ilvl w:val="1"/>
+          <w:numId w:val="20"/>
+        </w:numPr>
+        <w:autoSpaceDE w:val="0"/>
+        <w:autoSpaceDN w:val="0"/>
+        <w:spacing w:before="54"/>
+        <w:ind w:left="592"/>
+      </w:pPr>
+      <w:r>
+        <w:t xml:space="preserve">The 30 days start when  you file your </w:t>
       </w:r>
       <w:r>
         <w:rPr>
           <w:b/>
+          <w:bCs/>
         </w:rPr>
-        <w:t xml:space="preserve"> </w:t>
+        <w:t>Motion for Reconsideration</w:t>
       </w:r>
       <w:r>
-        <w:rPr>
-          <w:b/>
-        </w:rPr>
-        <w:t>is</w:t>
+        <w:t xml:space="preserve">. If the judge asks </w:t>
       </w:r>
       <w:r>
-        <w:rPr>
-          <w:b/>
-        </w:rPr>
-        <w:t xml:space="preserve"> </w:t>
+        <w:t>{</w:t>
       </w:r>
       <w:r>
-        <w:rPr>
-          <w:b/>
-        </w:rPr>
-        <w:t>later</w:t>
+        <w:t xml:space="preserve">{ other_party_in_case </w:t>
       </w:r>
       <w:r>
-        <w:t xml:space="preserve">, the </w:t>
+        <w:t>}</w:t>
       </w:r>
       <w:r>
-        <w:rPr>
-          <w:b/>
-        </w:rPr>
-        <w:t>Motion</w:t>
+        <w:t xml:space="preserve">} to respond in writing, the 30 days start over when </w:t>
       </w:r>
       <w:r>
-        <w:rPr>
-          <w:b/>
-        </w:rPr>
-        <w:t xml:space="preserve"> t</w:t>
+        <w:t>{</w:t>
       </w:r>
       <w:r>
-        <w:rPr>
-          <w:b/>
-        </w:rPr>
-        <w:t>o</w:t>
+        <w:t xml:space="preserve">{ other_party_in_case </w:t>
       </w:r>
       <w:r>
-        <w:rPr>
-          <w:b/>
-        </w:rPr>
-        <w:t xml:space="preserve"> </w:t>
+        <w:t>}</w:t>
       </w:r>
       <w:r>
-        <w:rPr>
-          <w:b/>
-        </w:rPr>
-        <w:t>Reconsider</w:t>
-      </w:r>
-      <w:r>
-        <w:t xml:space="preserve"> is denied. This means the original decision is not changed.</w:t>
-      </w:r>
-    </w:p>
-    <w:p>
-      <w:pPr>
-        <w:pStyle w:val="Body"/>
-        <w:numPr>
-          <w:ilvl w:val="1"/>
-          <w:numId w:val="20"/>
-        </w:numPr>
-        <w:spacing w:before="54" w:beforeAutospacing="1" w:afterAutospacing="1"/>
-        <w:ind w:left="592"/>
-      </w:pPr>
-      <w:r>
-        <w:t xml:space="preserve">If the court grants the </w:t>
-      </w:r>
-      <w:r>
-        <w:rPr>
-          <w:b/>
-        </w:rPr>
-        <w:t>Motion</w:t>
-      </w:r>
-      <w:r>
-        <w:rPr>
-          <w:b/>
-        </w:rPr>
-        <w:t xml:space="preserve"> t</w:t>
-      </w:r>
-      <w:r>
-        <w:rPr>
-          <w:b/>
-        </w:rPr>
-        <w:t>o</w:t>
-      </w:r>
-      <w:r>
-        <w:rPr>
-          <w:b/>
-        </w:rPr>
-        <w:t xml:space="preserve"> </w:t>
-      </w:r>
-      <w:r>
-        <w:rPr>
-          <w:b/>
-        </w:rPr>
-        <w:t>Reconsider</w:t>
-      </w:r>
-      <w:r>
-        <w:t>, it will either enter a new order or ask both sides for more information.</w:t>
+        <w:t>} files their written response.</w:t>
       </w:r>
     </w:p>
     <w:p>
@@ -241,36 +233,10 @@
       <w:r>
         <w:t>.</w:t>
       </w:r>
-    </w:p>
-    <w:p>
-      <w:pPr>
-        <w:pStyle w:val="Heading3"/>
-        <w:keepNext/>
-      </w:pPr>
       <w:r>
-        <w:t>Link in this step</w:t>
-      </w:r>
-    </w:p>
-    <w:p>
-      <w:pPr>
-        <w:pStyle w:val="Body"/>
-      </w:pPr>
-      <w:hyperlink r:id="rId9" w:history="1">
-        <w:r>
-          <w:rPr>
-            <w:rStyle w:val="Hyperlink"/>
-          </w:rPr>
-          <w:t>Options after you get a judge's decision</w:t>
-        </w:r>
-      </w:hyperlink>
-      <w:r>
-        <w:rPr>
-          <w:rStyle w:val="Hyperlink"/>
-          <w:color w:val="202529"/>
-        </w:rPr>
         <w:br/>
       </w:r>
-      <w:hyperlink r:id="rId10" w:history="1">
+      <w:hyperlink r:id="rId9" w:history="1">
         <w:r>
           <w:rPr>
             <w:rStyle w:val="Hyperlink"/>
@@ -291,12 +257,12 @@
     </w:p>
     <w:p/>
     <w:sectPr>
-      <w:headerReference w:type="even" r:id="rId11"/>
-      <w:headerReference w:type="default" r:id="rId12"/>
-      <w:footerReference w:type="even" r:id="rId13"/>
-      <w:footerReference w:type="default" r:id="rId14"/>
-      <w:headerReference w:type="first" r:id="rId15"/>
-      <w:footerReference w:type="first" r:id="rId16"/>
+      <w:headerReference w:type="even" r:id="rId10"/>
+      <w:headerReference w:type="default" r:id="rId11"/>
+      <w:footerReference w:type="even" r:id="rId12"/>
+      <w:footerReference w:type="default" r:id="rId13"/>
+      <w:headerReference w:type="first" r:id="rId14"/>
+      <w:footerReference w:type="first" r:id="rId15"/>
       <w:pgSz w:w="12240" w:h="15840"/>
       <w:pgMar w:top="1440" w:right="1440" w:bottom="1440" w:left="1440" w:header="720" w:footer="720" w:gutter="0"/>
       <w:cols w:space="720"/>
